--- a/SZAKMAI INDOKLÁS.docx
+++ b/SZAKMAI INDOKLÁS.docx
@@ -84,17 +84,6 @@
           <w:lang w:eastAsia="hu-HU"/>
         </w:rPr>
       </w:pPr>
-      <w:r>
-        <w:rPr>
-          <w:rFonts w:ascii="Times New Roman" w:eastAsia="Times New Roman" w:hAnsi="Times New Roman" w:cs="Times New Roman"/>
-          <w:sz w:val="24"/>
-          <w:szCs w:val="24"/>
-          <w:lang w:eastAsia="hu-HU"/>
-        </w:rPr>
-        <w:pict>
-          <v:rect id="_x0000_i1025" style="width:0;height:1.5pt" o:hralign="center" o:hrstd="t" o:hr="t" fillcolor="#a0a0a0" stroked="f"/>
-        </w:pict>
-      </w:r>
     </w:p>
     <w:p>
       <w:pPr>
@@ -169,7 +158,18 @@
           <w:szCs w:val="24"/>
           <w:lang w:eastAsia="hu-HU"/>
         </w:rPr>
-        <w:t>amely lehetővé teszi magas színvonalú digitális szolgáltatások nyújtását.</w:t>
+        <w:t>amely lehetővé teszi magas színvonalú digitális szolgál</w:t>
+      </w:r>
+      <w:bookmarkStart w:id="0" w:name="_GoBack"/>
+      <w:bookmarkEnd w:id="0"/>
+      <w:r>
+        <w:rPr>
+          <w:rFonts w:ascii="Times New Roman" w:eastAsia="Times New Roman" w:hAnsi="Times New Roman" w:cs="Times New Roman"/>
+          <w:sz w:val="24"/>
+          <w:szCs w:val="24"/>
+          <w:lang w:eastAsia="hu-HU"/>
+        </w:rPr>
+        <w:t>tatások nyújtását.</w:t>
       </w:r>
     </w:p>
     <w:p>
@@ -274,17 +274,6 @@
           <w:lang w:eastAsia="hu-HU"/>
         </w:rPr>
       </w:pPr>
-      <w:r>
-        <w:rPr>
-          <w:rFonts w:ascii="Times New Roman" w:eastAsia="Times New Roman" w:hAnsi="Times New Roman" w:cs="Times New Roman"/>
-          <w:sz w:val="24"/>
-          <w:szCs w:val="24"/>
-          <w:lang w:eastAsia="hu-HU"/>
-        </w:rPr>
-        <w:pict>
-          <v:rect id="_x0000_i1026" style="width:0;height:1.5pt" o:hralign="center" o:hrstd="t" o:hr="t" fillcolor="#a0a0a0" stroked="f"/>
-        </w:pict>
-      </w:r>
     </w:p>
     <w:p>
       <w:pPr>
@@ -667,18 +656,6 @@
           <w:lang w:eastAsia="hu-HU"/>
         </w:rPr>
       </w:pPr>
-      <w:r>
-        <w:rPr>
-          <w:rFonts w:ascii="Times New Roman" w:eastAsia="Times New Roman" w:hAnsi="Times New Roman" w:cs="Times New Roman"/>
-          <w:sz w:val="24"/>
-          <w:szCs w:val="24"/>
-          <w:lang w:eastAsia="hu-HU"/>
-        </w:rPr>
-        <w:lastRenderedPageBreak/>
-        <w:pict>
-          <v:rect id="_x0000_i1027" style="width:0;height:1.5pt" o:hralign="center" o:hrstd="t" o:hr="t" fillcolor="#a0a0a0" stroked="f"/>
-        </w:pict>
-      </w:r>
     </w:p>
     <w:p>
       <w:pPr>
@@ -1108,17 +1085,6 @@
           <w:lang w:eastAsia="hu-HU"/>
         </w:rPr>
       </w:pPr>
-      <w:r>
-        <w:rPr>
-          <w:rFonts w:ascii="Times New Roman" w:eastAsia="Times New Roman" w:hAnsi="Times New Roman" w:cs="Times New Roman"/>
-          <w:sz w:val="24"/>
-          <w:szCs w:val="24"/>
-          <w:lang w:eastAsia="hu-HU"/>
-        </w:rPr>
-        <w:pict>
-          <v:rect id="_x0000_i1028" style="width:0;height:1.5pt" o:hralign="center" o:hrstd="t" o:hr="t" fillcolor="#a0a0a0" stroked="f"/>
-        </w:pict>
-      </w:r>
     </w:p>
     <w:p>
       <w:pPr>
@@ -1457,17 +1423,6 @@
           <w:lang w:eastAsia="hu-HU"/>
         </w:rPr>
       </w:pPr>
-      <w:r>
-        <w:rPr>
-          <w:rFonts w:ascii="Times New Roman" w:eastAsia="Times New Roman" w:hAnsi="Times New Roman" w:cs="Times New Roman"/>
-          <w:sz w:val="24"/>
-          <w:szCs w:val="24"/>
-          <w:lang w:eastAsia="hu-HU"/>
-        </w:rPr>
-        <w:pict>
-          <v:rect id="_x0000_i1029" style="width:0;height:1.5pt" o:hralign="center" o:hrstd="t" o:hr="t" fillcolor="#a0a0a0" stroked="f"/>
-        </w:pict>
-      </w:r>
     </w:p>
     <w:p>
       <w:pPr>
@@ -1675,41 +1630,20 @@
           <w:szCs w:val="24"/>
           <w:lang w:eastAsia="hu-HU"/>
         </w:rPr>
-        <w:t>nem tudna skálázódni</w:t>
-      </w:r>
-      <w:bookmarkStart w:id="0" w:name="_GoBack"/>
-      <w:bookmarkEnd w:id="0"/>
-      <w:r>
-        <w:rPr>
-          <w:rFonts w:ascii="Times New Roman" w:eastAsia="Times New Roman" w:hAnsi="Times New Roman" w:cs="Times New Roman"/>
-          <w:sz w:val="24"/>
-          <w:szCs w:val="24"/>
-          <w:lang w:eastAsia="hu-HU"/>
-        </w:rPr>
-        <w:t xml:space="preserve"> </w:t>
-      </w:r>
-    </w:p>
-    <w:p>
-      <w:pPr>
-        <w:spacing w:after="0" w:line="240" w:lineRule="auto"/>
-        <w:rPr>
-          <w:rFonts w:ascii="Times New Roman" w:eastAsia="Times New Roman" w:hAnsi="Times New Roman" w:cs="Times New Roman"/>
-          <w:sz w:val="24"/>
-          <w:szCs w:val="24"/>
-          <w:lang w:eastAsia="hu-HU"/>
-        </w:rPr>
-      </w:pPr>
-      <w:r>
-        <w:rPr>
-          <w:rFonts w:ascii="Times New Roman" w:eastAsia="Times New Roman" w:hAnsi="Times New Roman" w:cs="Times New Roman"/>
-          <w:sz w:val="24"/>
-          <w:szCs w:val="24"/>
-          <w:lang w:eastAsia="hu-HU"/>
-        </w:rPr>
-        <w:pict>
-          <v:rect id="_x0000_i1030" style="width:0;height:1.5pt" o:hralign="center" o:hrstd="t" o:hr="t" fillcolor="#a0a0a0" stroked="f"/>
-        </w:pict>
-      </w:r>
+        <w:t xml:space="preserve">nem tudna skálázódni </w:t>
+      </w:r>
+    </w:p>
+    <w:p>
+      <w:pPr>
+        <w:spacing w:before="100" w:beforeAutospacing="1" w:after="100" w:afterAutospacing="1" w:line="240" w:lineRule="auto"/>
+        <w:ind w:left="720"/>
+        <w:rPr>
+          <w:rFonts w:ascii="Times New Roman" w:eastAsia="Times New Roman" w:hAnsi="Times New Roman" w:cs="Times New Roman"/>
+          <w:sz w:val="24"/>
+          <w:szCs w:val="24"/>
+          <w:lang w:eastAsia="hu-HU"/>
+        </w:rPr>
+      </w:pPr>
     </w:p>
     <w:p>
       <w:pPr>

--- a/SZAKMAI INDOKLÁS.docx
+++ b/SZAKMAI INDOKLÁS.docx
@@ -132,44 +132,32 @@
       <w:r>
         <w:rPr>
           <w:rFonts w:ascii="Times New Roman" w:eastAsia="Times New Roman" w:hAnsi="Times New Roman" w:cs="Times New Roman"/>
+          <w:bCs/>
+          <w:sz w:val="24"/>
+          <w:szCs w:val="24"/>
+          <w:lang w:eastAsia="hu-HU"/>
+        </w:rPr>
+        <w:t>modern technológiai háttér,</w:t>
+      </w:r>
+      <w:r>
+        <w:rPr>
+          <w:rFonts w:ascii="Times New Roman" w:eastAsia="Times New Roman" w:hAnsi="Times New Roman" w:cs="Times New Roman"/>
           <w:b/>
           <w:bCs/>
           <w:sz w:val="24"/>
           <w:szCs w:val="24"/>
           <w:lang w:eastAsia="hu-HU"/>
         </w:rPr>
-        <w:t>modern technológiai háttér</w:t>
-      </w:r>
-      <w:r>
-        <w:rPr>
-          <w:rFonts w:ascii="Times New Roman" w:eastAsia="Times New Roman" w:hAnsi="Times New Roman" w:cs="Times New Roman"/>
-          <w:b/>
-          <w:bCs/>
-          <w:sz w:val="24"/>
-          <w:szCs w:val="24"/>
-          <w:lang w:eastAsia="hu-HU"/>
-        </w:rPr>
-        <w:t xml:space="preserve">, </w:t>
-      </w:r>
-      <w:r>
-        <w:rPr>
-          <w:rFonts w:ascii="Times New Roman" w:eastAsia="Times New Roman" w:hAnsi="Times New Roman" w:cs="Times New Roman"/>
-          <w:sz w:val="24"/>
-          <w:szCs w:val="24"/>
-          <w:lang w:eastAsia="hu-HU"/>
-        </w:rPr>
-        <w:t>amely lehetővé teszi magas színvonalú digitális szolgál</w:t>
-      </w:r>
-      <w:bookmarkStart w:id="0" w:name="_GoBack"/>
-      <w:bookmarkEnd w:id="0"/>
-      <w:r>
-        <w:rPr>
-          <w:rFonts w:ascii="Times New Roman" w:eastAsia="Times New Roman" w:hAnsi="Times New Roman" w:cs="Times New Roman"/>
-          <w:sz w:val="24"/>
-          <w:szCs w:val="24"/>
-          <w:lang w:eastAsia="hu-HU"/>
-        </w:rPr>
-        <w:t>tatások nyújtását.</w:t>
+        <w:t xml:space="preserve"> </w:t>
+      </w:r>
+      <w:r>
+        <w:rPr>
+          <w:rFonts w:ascii="Times New Roman" w:eastAsia="Times New Roman" w:hAnsi="Times New Roman" w:cs="Times New Roman"/>
+          <w:sz w:val="24"/>
+          <w:szCs w:val="24"/>
+          <w:lang w:eastAsia="hu-HU"/>
+        </w:rPr>
+        <w:t>amely lehetővé teszi magas színvonalú digitális szolgáltatások nyújtását.</w:t>
       </w:r>
     </w:p>
     <w:p>
@@ -849,30 +837,6 @@
     </w:p>
     <w:p>
       <w:pPr>
-        <w:numPr>
-          <w:ilvl w:val="0"/>
-          <w:numId w:val="5"/>
-        </w:numPr>
-        <w:spacing w:before="100" w:beforeAutospacing="1" w:after="100" w:afterAutospacing="1" w:line="240" w:lineRule="auto"/>
-        <w:rPr>
-          <w:rFonts w:ascii="Times New Roman" w:eastAsia="Times New Roman" w:hAnsi="Times New Roman" w:cs="Times New Roman"/>
-          <w:sz w:val="24"/>
-          <w:szCs w:val="24"/>
-          <w:lang w:eastAsia="hu-HU"/>
-        </w:rPr>
-      </w:pPr>
-      <w:r>
-        <w:rPr>
-          <w:rFonts w:ascii="Times New Roman" w:eastAsia="Times New Roman" w:hAnsi="Times New Roman" w:cs="Times New Roman"/>
-          <w:sz w:val="24"/>
-          <w:szCs w:val="24"/>
-          <w:lang w:eastAsia="hu-HU"/>
-        </w:rPr>
-        <w:t xml:space="preserve">ügyféloldali konzultációk </w:t>
-      </w:r>
-    </w:p>
-    <w:p>
-      <w:pPr>
         <w:spacing w:before="100" w:beforeAutospacing="1" w:after="100" w:afterAutospacing="1" w:line="240" w:lineRule="auto"/>
         <w:rPr>
           <w:rFonts w:ascii="Times New Roman" w:eastAsia="Times New Roman" w:hAnsi="Times New Roman" w:cs="Times New Roman"/>
@@ -912,7 +876,7 @@
           <w:szCs w:val="24"/>
           <w:lang w:eastAsia="hu-HU"/>
         </w:rPr>
-        <w:t xml:space="preserve">ügyfelek gyors és hatékony elérését </w:t>
+        <w:t xml:space="preserve">regionális szolgáltatásnyújtást </w:t>
       </w:r>
     </w:p>
     <w:p>
@@ -936,30 +900,6 @@
           <w:szCs w:val="24"/>
           <w:lang w:eastAsia="hu-HU"/>
         </w:rPr>
-        <w:t xml:space="preserve">regionális szolgáltatásnyújtást </w:t>
-      </w:r>
-    </w:p>
-    <w:p>
-      <w:pPr>
-        <w:numPr>
-          <w:ilvl w:val="0"/>
-          <w:numId w:val="6"/>
-        </w:numPr>
-        <w:spacing w:before="100" w:beforeAutospacing="1" w:after="100" w:afterAutospacing="1" w:line="240" w:lineRule="auto"/>
-        <w:rPr>
-          <w:rFonts w:ascii="Times New Roman" w:eastAsia="Times New Roman" w:hAnsi="Times New Roman" w:cs="Times New Roman"/>
-          <w:sz w:val="24"/>
-          <w:szCs w:val="24"/>
-          <w:lang w:eastAsia="hu-HU"/>
-        </w:rPr>
-      </w:pPr>
-      <w:r>
-        <w:rPr>
-          <w:rFonts w:ascii="Times New Roman" w:eastAsia="Times New Roman" w:hAnsi="Times New Roman" w:cs="Times New Roman"/>
-          <w:sz w:val="24"/>
-          <w:szCs w:val="24"/>
-          <w:lang w:eastAsia="hu-HU"/>
-        </w:rPr>
         <w:t xml:space="preserve">eszközök biztonságos szállítását </w:t>
       </w:r>
     </w:p>
@@ -1058,37 +998,6 @@
     <w:p>
       <w:pPr>
         <w:spacing w:before="100" w:beforeAutospacing="1" w:after="100" w:afterAutospacing="1" w:line="240" w:lineRule="auto"/>
-        <w:rPr>
-          <w:rFonts w:ascii="Times New Roman" w:eastAsia="Times New Roman" w:hAnsi="Times New Roman" w:cs="Times New Roman"/>
-          <w:sz w:val="24"/>
-          <w:szCs w:val="24"/>
-          <w:lang w:eastAsia="hu-HU"/>
-        </w:rPr>
-      </w:pPr>
-      <w:r>
-        <w:rPr>
-          <w:rFonts w:ascii="Times New Roman" w:eastAsia="Times New Roman" w:hAnsi="Times New Roman" w:cs="Times New Roman"/>
-          <w:sz w:val="24"/>
-          <w:szCs w:val="24"/>
-          <w:lang w:eastAsia="hu-HU"/>
-        </w:rPr>
-        <w:t>Ez különösen fontos egy modern, technológiai szemléletű vállalkozás esetében.</w:t>
-      </w:r>
-    </w:p>
-    <w:p>
-      <w:pPr>
-        <w:spacing w:after="0" w:line="240" w:lineRule="auto"/>
-        <w:rPr>
-          <w:rFonts w:ascii="Times New Roman" w:eastAsia="Times New Roman" w:hAnsi="Times New Roman" w:cs="Times New Roman"/>
-          <w:sz w:val="24"/>
-          <w:szCs w:val="24"/>
-          <w:lang w:eastAsia="hu-HU"/>
-        </w:rPr>
-      </w:pPr>
-    </w:p>
-    <w:p>
-      <w:pPr>
-        <w:spacing w:before="100" w:beforeAutospacing="1" w:after="100" w:afterAutospacing="1" w:line="240" w:lineRule="auto"/>
         <w:outlineLvl w:val="2"/>
         <w:rPr>
           <w:rFonts w:ascii="Times New Roman" w:eastAsia="Times New Roman" w:hAnsi="Times New Roman" w:cs="Times New Roman"/>
@@ -1361,7 +1270,6 @@
           <w:szCs w:val="24"/>
           <w:lang w:eastAsia="hu-HU"/>
         </w:rPr>
-        <w:lastRenderedPageBreak/>
         <w:t xml:space="preserve">csökkenti a fenntartási költségeket </w:t>
       </w:r>
     </w:p>
@@ -1446,6 +1354,7 @@
           <w:szCs w:val="36"/>
           <w:lang w:eastAsia="hu-HU"/>
         </w:rPr>
+        <w:lastRenderedPageBreak/>
         <w:t>3. A fejlesztés kapcsolódása a vállalkozás tevékenységéhez</w:t>
       </w:r>
     </w:p>
@@ -1538,7 +1447,18 @@
           <w:szCs w:val="24"/>
           <w:lang w:eastAsia="hu-HU"/>
         </w:rPr>
-        <w:t xml:space="preserve">a digitális fejlesztések az értékesítés és működés alapját adják </w:t>
+        <w:t>a digitális fejlesztések az érték</w:t>
+      </w:r>
+      <w:bookmarkStart w:id="0" w:name="_GoBack"/>
+      <w:bookmarkEnd w:id="0"/>
+      <w:r>
+        <w:rPr>
+          <w:rFonts w:ascii="Times New Roman" w:eastAsia="Times New Roman" w:hAnsi="Times New Roman" w:cs="Times New Roman"/>
+          <w:sz w:val="24"/>
+          <w:szCs w:val="24"/>
+          <w:lang w:eastAsia="hu-HU"/>
+        </w:rPr>
+        <w:t xml:space="preserve">esítés és működés alapját adják </w:t>
       </w:r>
     </w:p>
     <w:p>
